--- a/resumes/isabella_silva.docx
+++ b/resumes/isabella_silva.docx
@@ -12,12 +12,12 @@
     </w:p>
     <w:p>
       <w:r>
-        <w:t>Frontend Engineer</w:t>
+        <w:t>UI Engineer</w:t>
       </w:r>
     </w:p>
     <w:p>
       <w:r>
-        <w:t>Amsterdam, Netherlands | isabella.silva@example.com | +1-555-0116</w:t>
+        <w:t>Remote (US) | isabella.silva@example.com | +1-555-0116</w:t>
       </w:r>
     </w:p>
     <w:p>
@@ -25,12 +25,12 @@
         <w:pStyle w:val="Heading1"/>
       </w:pPr>
       <w:r>
-        <w:t>PROFILE</w:t>
+        <w:t>SUMMARY</w:t>
       </w:r>
     </w:p>
     <w:p>
       <w:r>
-        <w:t>Frontend Engineer with 4+ years of experience specialising in JavaScript, TypeScript, React. Track record of delivering reliable, measurable results in production systems.</w:t>
+        <w:t>UI Engineer with 4+ years of experience specialising in JavaScript, TypeScript, React. Track record of delivering reliable, measurable results in production systems.</w:t>
       </w:r>
     </w:p>
     <w:p>
@@ -38,12 +38,12 @@
         <w:pStyle w:val="Heading1"/>
       </w:pPr>
       <w:r>
-        <w:t>CORE COMPETENCIES</w:t>
+        <w:t>SKILLS</w:t>
       </w:r>
     </w:p>
     <w:p>
       <w:r>
-        <w:t>JavaScript, TypeScript, React, CSS, HTML, Next.js, Cypress</w:t>
+        <w:t>JavaScript, TypeScript, React, CSS, HTML, GraphQL, Vue.js</w:t>
       </w:r>
     </w:p>
     <w:p>
@@ -51,12 +51,12 @@
         <w:pStyle w:val="Heading1"/>
       </w:pPr>
       <w:r>
-        <w:t>EDUCATION &amp; TRAINING</w:t>
+        <w:t>EDUCATION</w:t>
       </w:r>
     </w:p>
     <w:p>
       <w:r>
-        <w:t>M.Tech in Software Engineering, State University (2021)</w:t>
+        <w:t>Ph.D. in Software Engineering, Northfield College (2021)</w:t>
       </w:r>
     </w:p>
     <w:p>
@@ -64,12 +64,12 @@
         <w:pStyle w:val="Heading1"/>
       </w:pPr>
       <w:r>
-        <w:t>EMPLOYMENT HISTORY</w:t>
+        <w:t>EXPERIENCE</w:t>
       </w:r>
     </w:p>
     <w:p>
       <w:r>
-        <w:t>UI Engineer, AppWorks (2023 - Present)</w:t>
+        <w:t>Frontend Engineer, Helio Health (2024 - Present)</w:t>
       </w:r>
     </w:p>
     <w:p>
@@ -77,7 +77,7 @@
         <w:pStyle w:val="ListBullet"/>
       </w:pPr>
       <w:r>
-        <w:t>Improved Core Web Vitals 30% by optimising TypeScript rendering.</w:t>
+        <w:t>Migrated a legacy UI to React with GraphQL, cutting bundle size 60%.</w:t>
       </w:r>
     </w:p>
     <w:p>
@@ -85,12 +85,12 @@
         <w:pStyle w:val="ListBullet"/>
       </w:pPr>
       <w:r>
-        <w:t>Migrated a legacy UI to Cypress with JavaScript, cutting bundle size 60%.</w:t>
+        <w:t>Built a CSS design system used across 3 product teams.</w:t>
       </w:r>
     </w:p>
     <w:p>
       <w:r>
-        <w:t>Frontend Engineer, Bright Apps (2022 - 2023)</w:t>
+        <w:t>UI Engineer, AppWorks (2022 - 2024)</w:t>
       </w:r>
     </w:p>
     <w:p>
@@ -98,7 +98,7 @@
         <w:pStyle w:val="ListBullet"/>
       </w:pPr>
       <w:r>
-        <w:t>Improved Core Web Vitals 40% by optimising Next.js rendering.</w:t>
+        <w:t>Shipped accessible HTML components meeting WCAG 2.1 AA.</w:t>
       </w:r>
     </w:p>
     <w:p>
@@ -106,7 +106,7 @@
         <w:pStyle w:val="ListBullet"/>
       </w:pPr>
       <w:r>
-        <w:t>Migrated a legacy UI to CSS with Cypress, cutting bundle size 35%.</w:t>
+        <w:t>Improved Core Web Vitals 60% by optimising React rendering.</w:t>
       </w:r>
     </w:p>
     <w:p>
@@ -114,12 +114,12 @@
         <w:pStyle w:val="Heading1"/>
       </w:pPr>
       <w:r>
-        <w:t>KEY PROJECTS</w:t>
+        <w:t>PROJECTS</w:t>
       </w:r>
     </w:p>
     <w:p>
       <w:r>
-        <w:t>Dashboard Kit: reusable Cypress charting components with JavaScript.</w:t>
+        <w:t>Dashboard Kit: reusable HTML charting components with Vue.js.</w:t>
       </w:r>
     </w:p>
     <w:sectPr>
